--- a/docs/M6_Documento_Final_BIOMED.docx
+++ b/docs/M6_Documento_Final_BIOMED.docx
@@ -1350,7 +1350,7 @@
                 <w:color w:val="B0B6C0"/>
                 <w:sz w:val="20"/>
               </w:rPr>
-              <w:t>El laboratorio trabaja con Ikaros 7.0 de MetaSystems para el recorte y el ordenamiento, y redacta el informe final en Word a partir de una plantilla.</w:t>
+              <w:t>El laboratorio tiene un sistema legado propio, que este proyecto reemplaza. Su base de datos —SQL Server, SCAMC, 48 tablas— cubre bastante más que la citogenética: junto a SCAAnalisisCariotipos conviven SCAAnalisisFISH, SCAAnalisisMovilidad, SCAAnalisisVitalidad y SCAAglutinaciones. De ahí salieron las 1.113 imágenes de cariograma y metafase con las que se entrenó el clasificador.</w:t>
             </w:r>
           </w:p>
           <w:p>
@@ -1362,7 +1362,7 @@
                 <w:color w:val="B0B6C0"/>
                 <w:sz w:val="20"/>
               </w:rPr>
-              <w:t>El archivo histórico lo confirma: de 462 informes revisados, 208 son documentos escaneados —el cariotipo está dibujado, no escrito— y 251 están redigitados. La transición de papel a digital está a medias.</w:t>
+              <w:t>El informe final, en cambio, se redacta a mano en Word a partir de una plantilla. El archivo histórico lo confirma: de 462 informes revisados, 208 son documentos escaneados —el cariotipo está dibujado, no escrito— y 251 están redigitados. La transición de papel a digital está a medias, y el paso del cariotipo al documento sigue siendo manual.</w:t>
             </w:r>
           </w:p>
         </w:tc>
@@ -8846,7 +8846,7 @@
                 <w:color w:val="B0B6C0"/>
                 <w:sz w:val="20"/>
               </w:rPr>
-              <w:t>5. Estimación de solapamientos (ADR-0026, ya decidido): Ikaros la muestra como métrica y permite descartar una metafase antes de invertir tiempo en ella.</w:t>
+              <w:t>5. Estimación de solapamientos (ADR-0026, ya decidido): el software comercial del sector la expone como métrica; permite descartar una metafase antes de invertir tiempo en ella.</w:t>
             </w:r>
           </w:p>
         </w:tc>

--- a/docs/M6_Documento_Final_BIOMED.docx
+++ b/docs/M6_Documento_Final_BIOMED.docx
@@ -1350,7 +1350,7 @@
                 <w:color w:val="B0B6C0"/>
                 <w:sz w:val="20"/>
               </w:rPr>
-              <w:t>El laboratorio tiene un sistema legado propio, que este proyecto reemplaza. Su base de datos —SQL Server, SCAMC, 48 tablas— cubre bastante más que la citogenética: junto a SCAAnalisisCariotipos conviven SCAAnalisisFISH, SCAAnalisisMovilidad, SCAAnalisisVitalidad y SCAAglutinaciones. De ahí salieron las 1.113 imágenes de cariograma y metafase con las que se entrenó el clasificador.</w:t>
+              <w:t>El laboratorio trabaja hoy con MetaClass, el sistema que este proyecto reemplaza. Su base de datos —SQL Server, SCAMC, 48 tablas— cubre bastante más que la citogenética: junto a SCAAnalisisCariotipos conviven SCAAnalisisFISH, SCAAnalisisMovilidad, SCAAnalisisVitalidad y SCAAglutinaciones. De ahí salieron las 1.113 imágenes de cariograma y metafase con las que se entrenó el clasificador. El dataset de entrenamiento de este sistema es, literalmente, el archivo real del sistema al que sustituye.</w:t>
             </w:r>
           </w:p>
           <w:p>
